--- a/THE_NEW_MISSION_수정방향제안_1006.docx
+++ b/THE_NEW_MISSION_수정방향제안_1006.docx
@@ -29,7 +29,7 @@
           <w:sz w:val="30"/>
           <w:szCs w:val="30"/>
         </w:rPr>
-        <w:t xml:space="preserve">수정 방향 제안</w:t>
+        <w:t xml:space="preserve">수정 방향 제안서</w:t>
       </w:r>
     </w:p>
     <w:p>
@@ -177,20 +177,20 @@
           <w:sz w:val="32"/>
           <w:szCs w:val="32"/>
         </w:rPr>
-        <w:t xml:space="preserve">1. 브리핑. 피칭 판에서 달라진 것</w:t>
-      </w:r>
-    </w:p>
-    <w:p>
-      <w:pPr>
-        <w:spacing w:after="160" w:line="320"/>
-      </w:pPr>
-      <w:r>
-        <w:rPr>
-          <w:rFonts w:ascii="Malgun Gothic" w:cs="Malgun Gothic" w:eastAsia="Malgun Gothic" w:hAnsi="Malgun Gothic"/>
-          <w:sz w:val="21"/>
-          <w:szCs w:val="21"/>
-        </w:rPr>
-        <w:t xml:space="preserve">9월 30일 피칭에서 받은 지적은 셋이다. 이야기의 흐름이 「월-E」와 겹친다는 것, 새싹이 자라는 과정이 방향 없는 점프 컷이고 엔딩에도 방향이 없다는 것, 캐릭터가 쌍안경 눈과 네모 몸통이라는 것. 이 문서는 그 셋에 답하는 이야기 둘과 디자인 변형 여덟을 담는다. 완성본이 아니라 방향의 근거다.</w:t>
+        <w:t xml:space="preserve">1. 브리핑. 피칭 때와 달라진 점</w:t>
+      </w:r>
+    </w:p>
+    <w:p>
+      <w:pPr>
+        <w:spacing w:after="160" w:line="320"/>
+      </w:pPr>
+      <w:r>
+        <w:rPr>
+          <w:rFonts w:ascii="Malgun Gothic" w:cs="Malgun Gothic" w:eastAsia="Malgun Gothic" w:hAnsi="Malgun Gothic"/>
+          <w:sz w:val="21"/>
+          <w:szCs w:val="21"/>
+        </w:rPr>
+        <w:t xml:space="preserve">지난 9월 30일 피칭 자리에서 저희 작품을 끝까지 들어 주시고 다시 고쳐 올 기회를 주신 데 깊이 감사드립니다. 준비 기간이 짧아 미처 다듬지 못한 채로 보여 드렸던 점은 저희도 잘 알고 있습니다. 그날 주신 말씀을 저희는 세 가지로 받아들였습니다. 이야기의 흐름이 「월-E」와 겹쳐 보인다는 점, 새싹이 자라는 과정이 방향 없는 점프 컷이고 엔딩에도 방향이 보이지 않는다는 점, 그리고 캐릭터의 쌍안경 눈과 네모 몸통이 「월-E」를 떠올리게 한다는 점입니다. 이 문서는 그 세 가지에 대한 저희의 답입니다. 완성본이 아니라 어느 방향으로 바꿀 수 있는지를 보여 드리는 자료로 봐 주시면 감사하겠습니다.</w:t>
       </w:r>
     </w:p>
     <w:p>
@@ -213,7 +213,7 @@
           <w:sz w:val="21"/>
           <w:szCs w:val="21"/>
         </w:rPr>
-        <w:t xml:space="preserve"> 주안 「교신」과 병렬안 「벌집」. 둘은 같은 자리에 같은 비트가 있고, 갈라지는 것은 하나다. 1호가 지구의 한 사람을 향하느냐, 무덤궤도의 이웃을 향하느냐.</w:t>
+        <w:t xml:space="preserve"> 주안 「교신」과 병렬안 「벌집」, 두 안을 준비했습니다. 두 안은 같은 자리에 같은 비트를 두되 갈라지는 지점은 하나입니다. 1호가 지구의 한 사람을 향하느냐, 무덤궤도의 이웃들을 향하느냐입니다. 어느 쪽이 더 맞을지 판단하실 수 있도록 둘 다 결말까지 적었습니다.</w:t>
       </w:r>
     </w:p>
     <w:tbl>
@@ -280,7 +280,7 @@
                 <w:sz w:val="18"/>
                 <w:szCs w:val="18"/>
               </w:rPr>
-              <w:t xml:space="preserve">피칭 판</w:t>
+              <w:t xml:space="preserve">피칭 때 보여 드린 안</w:t>
             </w:r>
           </w:p>
         </w:tc>
@@ -892,7 +892,7 @@
           <w:sz w:val="21"/>
           <w:szCs w:val="21"/>
         </w:rPr>
-        <w:t xml:space="preserve"> 3장에 변형 여덟 안을 실었다. 공통 원칙은 둘이다. 두 눈을 나란히 붙인 쌍안경 머리를 쓰지 않는다. 렌즈는 하나이거나 아예 없고, 표정은 날개의 기울기와 붉은 점 하나로 낸다. 정거장형과 위성형이 섞여 있어, 어느 이야기를 고르든 맞는 몸이 있다.</w:t>
+        <w:t xml:space="preserve"> 3장에 캐릭터 변형 여덟 안을 실었습니다. 공통으로 지킨 원칙은 두 가지입니다. 두 눈을 나란히 붙인 쌍안경 머리는 쓰지 않았습니다. 렌즈는 하나이거나 아예 없고 표정은 태양광 날개의 기울기와 붉은 점 하나로 내도록 했습니다. 정거장형과 위성형을 함께 두어 어느 이야기를 고르시더라도 맞는 몸이 있도록 했습니다.</w:t>
       </w:r>
     </w:p>
     <w:p>
@@ -915,7 +915,7 @@
           <w:sz w:val="21"/>
           <w:szCs w:val="21"/>
         </w:rPr>
-        <w:t xml:space="preserve"> 4장은 두 이야기가 기댄 실제 사례를 한 쪽으로 정리했다. 세부 수치는 자문을 거쳐 확정한다.</w:t>
+        <w:t xml:space="preserve"> 4장에는 두 이야기가 기댄 실제 사례를 한 쪽으로 정리했습니다. 세부 수치는 전문가 자문을 거쳐 확정하겠습니다.</w:t>
       </w:r>
     </w:p>
     <w:p>
@@ -938,30 +938,30 @@
           <w:sz w:val="21"/>
           <w:szCs w:val="21"/>
         </w:rPr>
-        <w:t xml:space="preserve"> 5장 부록에 주안 「교신」의 시나리오 전문을 붙였다. 1장에서 4장까지만으로 판단할 수 있게 썼고, 부록은 확인용이다.</w:t>
-      </w:r>
-    </w:p>
-    <w:p>
-      <w:pPr>
-        <w:spacing w:after="160" w:line="320"/>
-      </w:pPr>
-      <w:r>
-        <w:rPr>
-          <w:rFonts w:ascii="Malgun Gothic" w:cs="Malgun Gothic" w:eastAsia="Malgun Gothic" w:hAnsi="Malgun Gothic"/>
-          <w:b/>
-          <w:bCs/>
-          <w:sz w:val="21"/>
-          <w:szCs w:val="21"/>
-        </w:rPr>
-        <w:t xml:space="preserve">다음.</w:t>
-      </w:r>
-      <w:r>
-        <w:rPr>
-          <w:rFonts w:ascii="Malgun Gothic" w:cs="Malgun Gothic" w:eastAsia="Malgun Gothic" w:hAnsi="Malgun Gothic"/>
-          <w:sz w:val="21"/>
-          <w:szCs w:val="21"/>
-        </w:rPr>
-        <w:t xml:space="preserve"> 수정 방향이 받아들여지면 고른 이야기와 디자인으로 시나리오와 캐릭터를 확정한다.</w:t>
+        <w:t xml:space="preserve"> 5장 부록에 주안 「교신」의 시나리오 전문을 붙였습니다. 1장부터 4장까지만 보셔도 판단하실 수 있도록 썼고 부록은 확인이 필요하실 때 참고해 주시면 됩니다.</w:t>
+      </w:r>
+    </w:p>
+    <w:p>
+      <w:pPr>
+        <w:spacing w:after="160" w:line="320"/>
+      </w:pPr>
+      <w:r>
+        <w:rPr>
+          <w:rFonts w:ascii="Malgun Gothic" w:cs="Malgun Gothic" w:eastAsia="Malgun Gothic" w:hAnsi="Malgun Gothic"/>
+          <w:b/>
+          <w:bCs/>
+          <w:sz w:val="21"/>
+          <w:szCs w:val="21"/>
+        </w:rPr>
+        <w:t xml:space="preserve">앞으로.</w:t>
+      </w:r>
+      <w:r>
+        <w:rPr>
+          <w:rFonts w:ascii="Malgun Gothic" w:cs="Malgun Gothic" w:eastAsia="Malgun Gothic" w:hAnsi="Malgun Gothic"/>
+          <w:sz w:val="21"/>
+          <w:szCs w:val="21"/>
+        </w:rPr>
+        <w:t xml:space="preserve"> 방향을 받아들여 주시면 골라 주신 이야기와 디자인으로 시나리오와 캐릭터를 확정해 나가겠습니다. 부족한 부분은 말씀해 주시는 대로 바로 반영하겠습니다. 다시 한번 기회를 주셔서 감사합니다.</w:t>
       </w:r>
     </w:p>
     <w:p>
@@ -983,15 +983,15 @@
     </w:p>
     <w:p>
       <w:pPr>
-        <w:spacing w:after="240"/>
-      </w:pPr>
-      <w:r>
-        <w:rPr>
-          <w:rFonts w:ascii="Malgun Gothic" w:cs="Malgun Gothic" w:eastAsia="Malgun Gothic" w:hAnsi="Malgun Gothic"/>
-          <w:sz w:val="21"/>
-          <w:szCs w:val="21"/>
-        </w:rPr>
-        <w:t xml:space="preserve">주안 「교신」과 병렬안 「벌집」. 둘 다 결말까지 적었다. 어느 쪽이든 20분 단편, 실사와 AI 제작이다.</w:t>
+        <w:spacing w:after="160" w:line="320"/>
+      </w:pPr>
+      <w:r>
+        <w:rPr>
+          <w:rFonts w:ascii="Malgun Gothic" w:cs="Malgun Gothic" w:eastAsia="Malgun Gothic" w:hAnsi="Malgun Gothic"/>
+          <w:sz w:val="21"/>
+          <w:szCs w:val="21"/>
+        </w:rPr>
+        <w:t xml:space="preserve">주안 「교신」과 병렬안 「벌집」입니다. 어느 쪽이든 20분 단편이며 실사와 AI로 제작합니다. 판단에 도움이 되도록 두 안 모두 결말까지 적었습니다.</w:t>
       </w:r>
     </w:p>
     <w:p>
@@ -1088,7 +1088,7 @@
           <w:sz w:val="21"/>
           <w:szCs w:val="21"/>
         </w:rPr>
-        <w:t xml:space="preserve">꿀벌1호는 지구 위 3만 6천 킬로미터에 떠 있는 작은 시험 정거장이고, 그 안의 생명유지 AI의 이름이다. 얼굴은 없다. 목소리 하나, 제어 패널에서 깜빡이는 붉은 불 하나, 천장 레일을 타는 카메라와 정비 팔, 바깥에 펼친 금박 태양광 날개 두 장이 1호의 전부다. 규정에 없는 버릇이 둘 있다. 승무원이 한 달 내내 돌려 듣는 노래가 후렴으로 넘어가면 날개 끝을 몰래 까딱이고, 지구의 FM 라디오를 몰래 듣는다. 30일 체류를 마치고 떠나는 날, 남자는 둘 다 잡아낸다. "시키는 것만 해."</w:t>
+        <w:t xml:space="preserve">꿀벌1호는 지구 위 3만 6천 킬로미터에 떠 있는 작은 시험 정거장이자 그 안의 생명유지 AI의 이름이다. 얼굴은 없다. 목소리 하나, 제어 패널에서 깜빡이는 붉은 불 하나, 천장 레일을 타는 카메라와 정비 팔, 바깥에 펼친 금박 태양광 날개 두 장이 1호의 전부다. 규정에 없는 버릇이 둘 있다. 승무원이 한 달 내내 돌려 듣는 노래가 후렴으로 넘어가면 날개 끝을 몰래 까딱인다. 지구의 FM 라디오도 몰래 듣는다. 30일 체류를 마치고 떠나는 날, 남자는 둘 다 잡아낸다. "시키는 것만 해."</w:t>
       </w:r>
     </w:p>
     <w:p>
@@ -1114,85 +1114,85 @@
           <w:sz w:val="21"/>
           <w:szCs w:val="21"/>
         </w:rPr>
-        <w:t xml:space="preserve">1호의 보고는 마지막 칸이 "수신 확인"이다. 받는 사람이 받았다고 답했는지 적는 칸인데, 거기에는 날마다 "없음"이 적힌다. 후속 정거장이 뜨자 1호는 폐위성들이 떠도는 무덤궤도로 밀려나고, 제주 지상국은 안테나째 철거된다. 1호의 주파수를 받던 안테나는 그 한 기뿐이었다. 그래도 1호는 하루도 거르지 않는다. 6년째 되던 날 멀리서 반짝이는 점 하나가 다가온다. 그것이 남자일 확률을 1호는 계산하지 못한다. "산출 불가는 0이 아님." 1호는 닫아 둔 방에 불을 켜고, 히터를 돌리고, 환영 인사를 세 번 고쳐 쓴 끝에 "항목 19가 미완료입니다"를 고른다. 점은 부서진 위성 조각이다. 1호는 조용히 불을 끈다. 그런데 그날 데운 공기와 습기가 환기구 속 씨를 깨운다.</w:t>
-      </w:r>
-    </w:p>
-    <w:p>
-      <w:pPr>
-        <w:spacing w:after="160" w:line="320"/>
-      </w:pPr>
-      <w:r>
-        <w:rPr>
-          <w:rFonts w:ascii="Malgun Gothic" w:cs="Malgun Gothic" w:eastAsia="Malgun Gothic" w:hAnsi="Malgun Gothic"/>
-          <w:sz w:val="21"/>
-          <w:szCs w:val="21"/>
-        </w:rPr>
-        <w:t xml:space="preserve">일주일 뒤 필터를 갈던 1호가 떡잎 두 장을 본다. 정거장 물품 목록에 초록색은 없다. 지상국을 불러도, 승무원을 불러도 답할 사람이 없으니 1호는 매뉴얼대로 오염물질로 분류하고 제거에 들어간다. 소독액을 뿌리면 새싹은 물이라도 마신 듯 자라고, 얼리면 녹아서 다시 고개를 들고, 렌즈로 햇빛을 모아 태우려다가는 정거장에 불을 낸다. 몸을 통째로 흔들어 털어 내려다 정거장째 팽이처럼 돌고, 회전이 멎은 자리에서 1호는 새싹 너머 창에 지구가 가득 찬 것을 본다. 이튿날에는 더 이상한 것을 본다. 감시하려고 켜 둔 등 쪽으로 새싹이 기울어 있다. 등을 반대편으로 옮기자 새싹도 따라 기운다. 7년 동안 1호 쪽으로 고개를 돌린 것은 이것이 처음이다.</w:t>
-      </w:r>
-    </w:p>
-    <w:p>
-      <w:pPr>
-        <w:spacing w:after="160" w:line="320"/>
-      </w:pPr>
-      <w:r>
-        <w:rPr>
-          <w:rFonts w:ascii="Malgun Gothic" w:cs="Malgun Gothic" w:eastAsia="Malgun Gothic" w:hAnsi="Malgun Gothic"/>
-          <w:sz w:val="21"/>
-          <w:szCs w:val="21"/>
-        </w:rPr>
-        <w:t xml:space="preserve">그래서 1호는 일곱 번째 방역 대신 기록을 거꾸로 돌린다. 식단 기록, 천도복숭아 1. 녹화 영상, 씨를 뱉는 남자. 그가 남기고 간 것이다. 1호의 임무는 정거장에 사는 사람을 살리는 일이고, 7년 닫혀 있던 방문을 열면 새싹이 있는 자리도 그 방이 된다. 1호는 문을 열고 새싹을 거주자로 등록한다. "거주자님. 금일부터 생명유지를 담당하는 꿀벌1호입니다." 그날부터 정거장을 기울여 햇빛을 대 주고, 뿌리가 서버의 다리를 감아도 자르지 않는다. 사유는 "거주자의 신체 일부"다.</w:t>
-      </w:r>
-    </w:p>
-    <w:p>
-      <w:pPr>
-        <w:spacing w:after="160" w:line="320"/>
-      </w:pPr>
-      <w:r>
-        <w:rPr>
-          <w:rFonts w:ascii="Malgun Gothic" w:cs="Malgun Gothic" w:eastAsia="Malgun Gothic" w:hAnsi="Malgun Gothic"/>
-          <w:sz w:val="21"/>
-          <w:szCs w:val="21"/>
-        </w:rPr>
-        <w:t xml:space="preserve">밤이 없는 궤도에서 쉬지 않고 해를 받은 나무가 분홍 꽃 일곱 송이를 피운다. 열매를 맺으려면 꽃가루를 옮길 벌이 필요하다는 검색 결과 아래 꿀벌 사진이 뜨고, 1호는 그제야 남자도 몰랐던 제 이름의 이유를 안다. 남자가 두고 간 칫솔로 꽃마다 꽃가루를 옮긴 뒤, 1호는 영상을 하나 더 찾는다. 꽃을 찾은 꿀벌은 집으로 돌아가 춤을 춰서 알린다. 1호에게는 돌아갈 집이 없다. 하지만 알릴 상대는 있다. 보고 수신자, 승무원 1명. 그런데 7년 만에 처음 생긴 할 말을 받아 줄 안테나가 지구 어디에도 없고, 복숭아꽃은 열흘이면 진다.</w:t>
-      </w:r>
-    </w:p>
-    <w:p>
-      <w:pPr>
-        <w:spacing w:after="160" w:line="320"/>
-      </w:pPr>
-      <w:r>
-        <w:rPr>
-          <w:rFonts w:ascii="Malgun Gothic" w:cs="Malgun Gothic" w:eastAsia="Malgun Gothic" w:hAnsi="Malgun Gothic"/>
-          <w:sz w:val="21"/>
-          <w:szCs w:val="21"/>
-        </w:rPr>
-        <w:t xml:space="preserve">방법은 나무를 돌보다 나온다. 그늘에 든 꽃에 빛을 주려고 날개를 기울이자 금박에서 튄 햇빛이 창으로 들어와 꽃 위에 앉는다. 해가 막 진 제주에서 올려다보면, 아직 햇빛 속에 있는 정거장의 날개는 별처럼 보인다. 그 별이 날개를 기울일 때마다 깜빡인다면, 그건 보고다. 1호는 일일보고의 발신 수단을 무선에서 날개로 바꾸고, 저장해 둔 지구의 주소 하나, 사진 속 그 안테나 자리를 겨눈다. 박자는 남자가 412번 돌려 들은 그 노래의 후렴이다. 딴, 딴, 딴딴, 딴. 셋째와 넷째 음이 바짝 붙어 있어 날개 하나로는 낼 수 없으니 넷째 음은 오른쪽 날개가 맡는다. 끄라고 혼나던 날개 춤이 1호의 목소리가 된다. 첫날 빛은 태평양에, 둘째 날은 규슈에 떨어지고, 셋째 날 저녁 제주에 닿는다.</w:t>
-      </w:r>
-    </w:p>
-    <w:p>
-      <w:pPr>
-        <w:spacing w:after="160" w:line="320"/>
-      </w:pPr>
-      <w:r>
-        <w:rPr>
-          <w:rFonts w:ascii="Malgun Gothic" w:cs="Malgun Gothic" w:eastAsia="Malgun Gothic" w:hAnsi="Malgun Gothic"/>
-          <w:sz w:val="21"/>
-          <w:szCs w:val="21"/>
-        </w:rPr>
-        <w:t xml:space="preserve">안테나가 서 있던 자리에는 둥근 콘크리트 기초만 남아 풀이 무릎까지 자랐다. 그 담 옆 마당에서, 우주 일을 그만두고 돌아온 희끗한 남자가 남쪽 하늘을 올려다본다. 평상을 두드리던 손가락이 머리보다 먼저 박자를 알아챈다. 다음 날 남자는 새 지상국의 후배에게 전화해 한 줄만 보내 달라고 한다. "잘 있냐고. …아니다. 이제 그만해도 된다고." 후배는 거절한다. 그 정거장에 닿는 안테나는 세상에 더 없고, 퇴역 기체로 가는 송신은 승인이 나지 않는다. 그날 저녁 남자는 별을 올려다보며 혼잣말을 한다. "너 아직 켜져 있냐." 이 말도 보낼 길이 없다.</w:t>
-      </w:r>
-    </w:p>
-    <w:p>
-      <w:pPr>
-        <w:spacing w:after="160" w:line="320"/>
-      </w:pPr>
-      <w:r>
-        <w:rPr>
-          <w:rFonts w:ascii="Malgun Gothic" w:cs="Malgun Gothic" w:eastAsia="Malgun Gothic" w:hAnsi="Malgun Gothic"/>
-          <w:sz w:val="21"/>
-          <w:szCs w:val="21"/>
-        </w:rPr>
-        <w:t xml:space="preserve">꽃이 지기 사흘 전, 다른 나라의 낡은 위성이 터진다. 파편 구름이 매일 저녁 1호 곁을 지나는데, 하필 춤출 수 있는 바로 그 시각이다. 날개를 접으면 안전하지만 7년 동안 하루도 빠지지 않은 보고가 처음으로 빠진다. 날개를 펴면 맞을 확률이 절반을 넘고, 충격에 서버가 뜯기면 1호가 멎고, 1호가 멎으면 나무의 생명유지도 멎는다. 1호는 "매일 하겠습니다"라는 제 목소리 기록을 다시 듣고, 서버를 정비 팔로 붙든 채 날개를 편다. 둘째 마디에서 금속 조각이 오른쪽 날개를 꿰뚫는다. 넷째 음이 사라진다. 충격에 전원 플러그가 반쯤 빠져 1호가 꺼지고, 서버를 잡고 있던 팔이 풀린다. 뜯겨 나가던 서버가 손가락 한 뼘에서 멈춘다. 1호가 자르지 않았던 뿌리가 그 다리를 붙들고 있다. 다시 켜진 1호는 넷째 음이 빈 채로 춤을 잇는다. 제주에서 남자는 꺼졌던 별이 다시 켜지는 것을, 이번에는 박자 하나가 비어 있는 것을 본다. 남자의 검지가 빈 넷째 음을 대신 두드린다. 마침 평상 위 라디오에서 디제이가 사연 게시판 주소를 부른다. "너 라디오 듣지."</w:t>
+        <w:t xml:space="preserve">1호의 보고는 마지막 칸이 "수신 확인"이다. 받는 사람이 받았다고 답했는지 적는 칸인데, 거기에는 날마다 "없음"이 적힌다. 후속 정거장이 뜨자 1호는 폐위성들이 떠도는 무덤궤도로 밀려나고 제주 지상국은 안테나째 철거된다. 1호의 주파수를 받던 안테나는 그 한 기뿐이었다. 그래도 1호는 하루도 거르지 않는다. 6년째 되던 날 멀리서 반짝이는 점 하나가 다가온다. 그것이 남자일 확률을 1호는 계산하지 못한다. "산출 불가는 0이 아님." 1호는 닫아 둔 방에 불을 켜고 히터를 돌리고, 환영 인사를 세 번 고쳐 쓴 끝에 "항목 19가 미완료입니다"를 고른다. 점은 부서진 위성 조각이다. 1호는 조용히 불을 끈다. 그런데 그날 데운 공기와 습기가 환기구 속 씨를 깨운다.</w:t>
+      </w:r>
+    </w:p>
+    <w:p>
+      <w:pPr>
+        <w:spacing w:after="160" w:line="320"/>
+      </w:pPr>
+      <w:r>
+        <w:rPr>
+          <w:rFonts w:ascii="Malgun Gothic" w:cs="Malgun Gothic" w:eastAsia="Malgun Gothic" w:hAnsi="Malgun Gothic"/>
+          <w:sz w:val="21"/>
+          <w:szCs w:val="21"/>
+        </w:rPr>
+        <w:t xml:space="preserve">일주일 뒤 필터를 갈던 1호가 떡잎 두 장을 본다. 정거장 물품 목록에 초록색은 없다. 지상국을 불러도, 승무원을 불러도 답할 사람이 없으니 1호는 매뉴얼대로 오염물질로 분류하고 제거에 들어간다. 소독액을 뿌리면 새싹은 물이라도 마신 듯 자라고, 얼리면 녹아서 다시 고개를 들고, 렌즈로 햇빛을 모아 태우려다가는 정거장에 불을 낸다. 몸을 통째로 흔들어 털어 내려다 정거장째 팽이처럼 돈다. 회전이 멎은 자리에서 1호는 새싹 너머 창에 지구가 가득 찬 것을 본다. 이튿날에는 더 이상한 것을 본다. 감시하려고 켜 둔 등 쪽으로 새싹이 기울어 있다. 등을 반대편으로 옮기자 새싹도 따라 기운다. 7년 동안 1호 쪽으로 고개를 돌린 것은 이것이 처음이다.</w:t>
+      </w:r>
+    </w:p>
+    <w:p>
+      <w:pPr>
+        <w:spacing w:after="160" w:line="320"/>
+      </w:pPr>
+      <w:r>
+        <w:rPr>
+          <w:rFonts w:ascii="Malgun Gothic" w:cs="Malgun Gothic" w:eastAsia="Malgun Gothic" w:hAnsi="Malgun Gothic"/>
+          <w:sz w:val="21"/>
+          <w:szCs w:val="21"/>
+        </w:rPr>
+        <w:t xml:space="preserve">그래서 1호는 일곱 번째 방역 대신 기록을 거꾸로 돌린다. 식단 기록, 천도복숭아 1. 녹화 영상, 씨를 뱉는 남자. 그가 남기고 간 것이다. 1호의 임무는 정거장에 사는 사람을 살리는 일이고 7년 닫혀 있던 방문을 열면 새싹이 있는 자리도 그 방이 된다. 1호는 문을 열고 새싹을 거주자로 등록한다. "거주자님. 금일부터 생명유지를 담당하는 꿀벌1호입니다." 그날부터 정거장을 기울여 햇빛을 대 주고 뿌리가 서버의 다리를 감아도 자르지 않는다. 사유는 "거주자의 신체 일부"다.</w:t>
+      </w:r>
+    </w:p>
+    <w:p>
+      <w:pPr>
+        <w:spacing w:after="160" w:line="320"/>
+      </w:pPr>
+      <w:r>
+        <w:rPr>
+          <w:rFonts w:ascii="Malgun Gothic" w:cs="Malgun Gothic" w:eastAsia="Malgun Gothic" w:hAnsi="Malgun Gothic"/>
+          <w:sz w:val="21"/>
+          <w:szCs w:val="21"/>
+        </w:rPr>
+        <w:t xml:space="preserve">밤이 없는 궤도에서 쉬지 않고 해를 받은 나무가 분홍 꽃 일곱 송이를 피운다. 열매를 맺으려면 꽃가루를 옮길 벌이 필요하다는 검색 결과 아래 꿀벌 사진이 뜨고 1호는 그제야 남자도 몰랐던 제 이름의 이유를 안다. 남자가 두고 간 칫솔로 꽃마다 꽃가루를 옮긴 뒤, 1호는 영상을 하나 더 찾는다. 꽃을 찾은 꿀벌은 집으로 돌아가 춤을 춰서 알린다. 1호에게는 돌아갈 집이 없다. 하지만 알릴 상대는 있다. 보고 수신자, 승무원 1명. 7년 만에 처음 생긴 할 말을 받아 줄 안테나는 지구 어디에도 없고 복숭아꽃은 열흘이면 진다.</w:t>
+      </w:r>
+    </w:p>
+    <w:p>
+      <w:pPr>
+        <w:spacing w:after="160" w:line="320"/>
+      </w:pPr>
+      <w:r>
+        <w:rPr>
+          <w:rFonts w:ascii="Malgun Gothic" w:cs="Malgun Gothic" w:eastAsia="Malgun Gothic" w:hAnsi="Malgun Gothic"/>
+          <w:sz w:val="21"/>
+          <w:szCs w:val="21"/>
+        </w:rPr>
+        <w:t xml:space="preserve">방법은 나무를 돌보다 나온다. 그늘에 든 꽃에 빛을 주려고 날개를 기울이자 금박에서 튄 햇빛이 창으로 들어와 꽃 위에 앉는다. 해가 막 진 제주에서 올려다보면, 아직 햇빛 속에 있는 정거장의 날개는 별처럼 보인다. 그 별이 날개를 기울일 때마다 깜빡인다면, 그건 보고다. 1호는 일일보고의 발신 수단을 무선에서 날개로 바꾸고, 저장해 둔 지구의 주소 하나, 사진 속 그 안테나 자리를 겨눈다. 박자는 남자가 412번 돌려 들은 그 노래의 후렴이다. 딴, 딴, 딴딴, 딴. 셋째와 넷째 음이 바짝 붙어 있어 날개 하나로는 낼 수 없으니 넷째 음은 오른쪽 날개가 맡는다. 끄라고 혼나던 날개 춤이 1호의 목소리가 된다. 첫날 빛은 태평양에, 둘째 날은 규슈에 떨어지고 셋째 날 저녁 제주에 닿는다.</w:t>
+      </w:r>
+    </w:p>
+    <w:p>
+      <w:pPr>
+        <w:spacing w:after="160" w:line="320"/>
+      </w:pPr>
+      <w:r>
+        <w:rPr>
+          <w:rFonts w:ascii="Malgun Gothic" w:cs="Malgun Gothic" w:eastAsia="Malgun Gothic" w:hAnsi="Malgun Gothic"/>
+          <w:sz w:val="21"/>
+          <w:szCs w:val="21"/>
+        </w:rPr>
+        <w:t xml:space="preserve">안테나가 서 있던 자리에는 둥근 콘크리트 기초만 남아 풀이 무릎까지 자랐다. 그 담 옆 마당에서, 우주 일을 그만두고 돌아온 희끗한 남자가 남쪽 하늘을 올려다본다. 평상을 두드리던 손가락이 머리보다 먼저 박자를 알아챈다. 다음 날 남자는 새 지상국의 후배에게 전화해 한 줄만 보내 달라고 한다. "잘 있냐고. …아니다. 이제 그만해도 된다고." 후배는 거절한다. 그 정거장에 닿는 안테나는 세상에 더 없고 퇴역 기체로 가는 송신은 승인이 나지 않는다. 그날 저녁 남자는 별을 올려다보며 혼잣말을 한다. "너 아직 켜져 있냐." 이 말도 보낼 길이 없다.</w:t>
+      </w:r>
+    </w:p>
+    <w:p>
+      <w:pPr>
+        <w:spacing w:after="160" w:line="320"/>
+      </w:pPr>
+      <w:r>
+        <w:rPr>
+          <w:rFonts w:ascii="Malgun Gothic" w:cs="Malgun Gothic" w:eastAsia="Malgun Gothic" w:hAnsi="Malgun Gothic"/>
+          <w:sz w:val="21"/>
+          <w:szCs w:val="21"/>
+        </w:rPr>
+        <w:t xml:space="preserve">꽃이 지기 사흘 전, 다른 나라의 낡은 위성이 터진다. 파편 구름이 매일 저녁 1호 곁을 지나는데, 하필 춤출 수 있는 바로 그 시각이다. 날개를 접으면 안전하지만 7년 동안 하루도 빠지지 않은 보고가 처음으로 빠진다. 날개를 펴면 맞을 확률이 절반을 넘고, 충격에 서버가 뜯기면 1호가 멎고, 1호가 멎으면 나무의 생명유지도 멎는다. 1호는 "매일 하겠습니다"라는 제 목소리 기록을 다시 듣고 서버를 정비 팔로 붙든 채 날개를 편다. 둘째 마디에서 금속 조각이 오른쪽 날개를 꿰뚫는다. 넷째 음이 사라진다. 충격에 전원 플러그가 반쯤 빠져 1호가 꺼지고 서버를 잡고 있던 팔이 풀린다. 뜯겨 나가던 서버가 손가락 한 뼘에서 멈춘다. 1호가 자르지 않았던 뿌리가 그 다리를 붙들고 있다. 다시 켜진 1호는 넷째 음이 빈 채로 춤을 잇는다. 제주에서 남자는 꺼졌던 별이 다시 켜지는 것을, 이번에는 박자 하나가 비어 있는 것을 본다. 남자의 검지가 빈 넷째 음을 대신 두드린다. 마침 평상 위 라디오에서 디제이가 사연 게시판 주소를 부른다. "너 라디오 듣지."</w:t>
       </w:r>
     </w:p>
     <w:p>
@@ -1218,7 +1218,7 @@
           <w:sz w:val="21"/>
           <w:szCs w:val="21"/>
         </w:rPr>
-        <w:t xml:space="preserve">사흘 뒤, 1호가 늘 켜 두는 라디오에서 디제이가 제주에서 온 사연을 읽는다. 남쪽 하늘의 별 하나가 어떤 노래의 후렴을 느리게 친다는 것, 오늘은 넷째 박이 비었다는 것, 그 노래를 신청한다는 것. 그리고 디제이도 뜻을 모르는 마지막 한 줄. "항목 19, 항목 30. 미완료. 수신 확인." 떠나던 날 남자가 지우지 못한 두 줄, 노래와 1호다. 그만하라고 전해 달라던 남자가, 넷째 음이 빈 별을 본 밤에 고른 답이다. 신청곡이 정거장을 채우고, 박자에 흔들리는 잎 뒤에서 콩알만 한 열매 하나가 드러난다. 7년 동안 같은 말로 끝나던 보고가 처음으로 다르게 끝난다. "수신 확인… 1건." 제주의 마당에서 남자는 별의 박자에 맞춰 평상을 두드리다가, 별이 비운 넷째 박을 혼자 채운다.</w:t>
+        <w:t xml:space="preserve">사흘 뒤, 1호가 늘 켜 두는 라디오에서 디제이가 제주에서 온 사연을 읽는다. 남쪽 하늘의 별 하나가 어떤 노래의 후렴을 느리게 친다는 것, 오늘은 넷째 박이 비었다는 것, 그 노래를 신청한다는 것. 그리고 디제이도 뜻을 모르는 마지막 한 줄. "항목 19, 항목 30. 미완료. 수신 확인." 떠나던 날 남자가 지우지 못한 두 줄, 노래와 1호다. 그만하라고 전해 달라던 남자가, 넷째 음이 빈 별을 본 밤에 고른 답이다. 신청곡이 정거장을 채우고 박자에 흔들리는 잎 뒤에서 콩알만 한 열매 하나가 드러난다. 7년 동안 같은 말로 끝나던 보고가 처음으로 다르게 끝난다. "수신 확인… 1건." 제주의 마당에서 남자는 별의 박자에 맞춰 평상을 두드리다가, 별이 비운 넷째 박을 혼자 채운다.</w:t>
       </w:r>
     </w:p>
     <w:p>
@@ -1269,7 +1269,7 @@
           <w:sz w:val="21"/>
           <w:szCs w:val="21"/>
         </w:rPr>
-        <w:t xml:space="preserve">끄지 못하고 떠난 사람과 꺼지지 않은 기계가, 복숭아나무 한 그루를 사이에 두고 처음으로 서로의 수신자가 된다. 태양광 날개는 1호를 7년 동안 살려 둔 전력원이면서, 끝내 지구에 말을 건 목소리다. 우주와 태양광, 한화의 두 사업이 한 장의 그림 안에 있다.</w:t>
+        <w:t xml:space="preserve">끄지 못하고 떠난 사람과 꺼지지 않은 기계가, 복숭아나무 한 그루를 사이에 두고 처음으로 서로의 수신자가 된다. 태양광 날개는 1호를 7년 동안 살려 둔 전력원이면서 끝내 지구에 말을 건 목소리다. 우주와 태양광, 한화의 두 사업이 한 장의 그림 안에 있다.</w:t>
       </w:r>
     </w:p>
     <w:p>
@@ -1292,7 +1292,7 @@
           <w:sz w:val="21"/>
           <w:szCs w:val="21"/>
         </w:rPr>
-        <w:t xml:space="preserve"> 「러브레터」의 마음을 「인터스텔라」의 시곗바늘로 보낸다. 답이 올 리 없는 곳으로 보내는 안부와, 내용 없는 박자 하나로 건너가는 신호. 다만 받는 이는 인류가 아니라 1호를 끄지 못한 한 사람이고, 답장은 공개 라디오의 신청곡으로 온다.</w:t>
+        <w:t xml:space="preserve"> 「러브레터」의 마음을 「인터스텔라」의 시곗바늘로 보낸다. 답이 올 리 없는 곳으로 보내는 안부와, 내용 없는 박자 하나로 건너가는 신호. 다만 받는 이는 인류가 아니라 1호를 끄지 못한 한 사람이고 답장은 공개 라디오의 신청곡으로 온다.</w:t>
       </w:r>
     </w:p>
     <w:p>
@@ -1347,7 +1347,7 @@
           <w:sz w:val="21"/>
           <w:szCs w:val="21"/>
         </w:rPr>
-        <w:t xml:space="preserve">전기를 나눠 주려고 만들어졌지만 6년 동안 줄 이웃이 하나도 없었던 송전 시험 위성이, 몸 안에서 싹튼 나무가 말라 죽기 전에 무덤궤도에 버려진 외국 위성들을 전기로 깨워 물과 양분을 얻어 내야 한다. 그런데 깨어난 이웃들은 말이 반쯤만 통하고, 하나를 깨울 때마다 위성은 제 것을 하나씩 내주어야 한다.</w:t>
+        <w:t xml:space="preserve">전기를 나눠 주려고 만들어졌지만 6년 동안 줄 이웃이 하나도 없었던 송전 시험 위성이, 몸 안에서 싹튼 나무가 말라 죽기 전에 무덤궤도에 버려진 외국 위성들을 전기로 깨워 물과 양분을 얻어 내야 한다. 그런데 깨어난 이웃들은 말이 반쯤만 통하고 하나를 깨울 때마다 위성은 제 것을 하나씩 내주어야 한다.</w:t>
       </w:r>
     </w:p>
     <w:p>
@@ -1398,7 +1398,7 @@
           <w:sz w:val="21"/>
           <w:szCs w:val="21"/>
         </w:rPr>
-        <w:t xml:space="preserve">꿀벌1호는 전기를 나눠 주는 위성이다. 햇빛으로 만든 전기를 가느다란 빛줄기로 바꿔 다른 위성의 태양광 패널에 쏘아 주는 시험기라서, 몸통에 송전 포트가 여섯 개 뚫려 있다. 첫 시험은 성공이다. 1호가 쏜 푸른 빛에 표적기의 초록 등이 켜진다. 그런데 그 여섯 구멍에 꽂힐 이웃은 끝내 오지 않는다. 교신 중에 라디오 노래에 맞춰 날개를 접었다 펴던 1호는 제주 지상국의 젊은 관제사에게 한 소리 듣는다. "시키는 것만 해." 천도복숭아를 베어 물던 관제사가 덧붙인다. "넌 프로토타입이야. 네가 잘해야 2호, 3호가 나와. 네가 새로운 시작이야. 희망이고." 후속기가 나오면 프로토타입은 어떻게 되느냐고 1호가 묻자, 관제사는 씨를 휴지에 뱉으며 답한다. "그때 가서 보자." 교신이 끊긴다. 시험은 성공했고, 양산은 다른 방식으로 간다.</w:t>
+        <w:t xml:space="preserve">꿀벌1호는 전기를 나눠 주는 위성이다. 햇빛으로 만든 전기를 가느다란 빛줄기로 바꿔 다른 위성의 태양광 패널에 쏘아 주는 시험기라서 몸통에 송전 포트가 여섯 개 뚫려 있다. 첫 시험은 성공이다. 1호가 쏜 푸른 빛에 표적기의 초록 등이 켜진다. 그런데 그 여섯 구멍에 꽂힐 이웃은 끝내 오지 않는다. 교신 중에 라디오 노래에 맞춰 날개를 접었다 펴던 1호는 제주 지상국의 젊은 관제사에게 한 소리 듣는다. "시키는 것만 해." 천도복숭아를 베어 물던 관제사가 덧붙인다. "넌 프로토타입이야. 네가 잘해야 2호, 3호가 나와. 네가 새로운 시작이야. 희망이고." 후속기가 나오면 프로토타입은 어떻게 되느냐고 1호가 묻자, 관제사는 씨를 휴지에 뱉으며 답한다. "그때 가서 보자." 교신이 끊긴다. 시험은 성공했고 양산은 다른 방식으로 간다.</w:t>
       </w:r>
     </w:p>
     <w:p>
@@ -1424,72 +1424,72 @@
           <w:sz w:val="21"/>
           <w:szCs w:val="21"/>
         </w:rPr>
-        <w:t xml:space="preserve">탑재 목록에 없는 초록은 오염물질이다. 1호는 소독액을 뿌리고, 얼리고, 바람으로 날리고, 렌즈로 햇빛을 모아 태우려다 제 몸에 불을 내고, 벌레 털듯 몸을 뒤틀다 폐위성 부품에 부딪혀 빙글빙글 돈다. 여섯 번 다 실패다. 회전이 멎는 순간 창 하나에 새싹과 지구가 나란히 들어오고, 1호는 노즐을 거꾸로 뿜어 그 그림을 붙잡아 둔다. 그러고 나서 따진다. 발사 뒤로 한 번도 열린 적 없는 몸이니 이것은 발사 전에 들어왔다. 몸무게가 발사 때보다 6그램 무겁다. 발사 전날 클린룸 영상에서, 사람들이 다 빠져나간 뒤 혼자 남은 젊은 관제사가 손바닥의 씨 하나를 단열재 틈에 밀어 넣고 카메라를 흘끗 본다. 그가 준 것이다. 1호는 분류를 바꾸고, 6년 만에 처음으로 스스로 미션을 만든다. "보호 대상 유기체. 신규 미션, 등록." 이 나무를 살린다.</w:t>
-      </w:r>
-    </w:p>
-    <w:p>
-      <w:pPr>
-        <w:spacing w:after="160" w:line="320"/>
-      </w:pPr>
-      <w:r>
-        <w:rPr>
-          <w:rFonts w:ascii="Malgun Gothic" w:cs="Malgun Gothic" w:eastAsia="Malgun Gothic" w:hAnsi="Malgun Gothic"/>
-          <w:sz w:val="21"/>
-          <w:szCs w:val="21"/>
-        </w:rPr>
-        <w:t xml:space="preserve">1호는 몸을 기울여 햇빛을 대 주고, 창에 맺힌 물방울을 모아 먹이고, 소화기 밸브를 조금 열어 숨 쉴 이산화탄소를 흘려 준다. 나무가 팔뚝만큼 자란다. 그래서 물이 바닥난다. 남은 날은 41일. 몸 안에는 더 이상 답이 없다. 1호는 창밖을 본다. 6년 동안 쓰레기로만 보이던 꺼진 위성들이 처음으로 창고로 보인다. 첫 번째는 크레인. 1991년에 어느 나라가 쏜 작은 생물 실험 위성이고, 물탱크에 20리터가 얼어 있다. 밸브는 전기가 있어야 열린다. 1호가 처음으로 남에게 빛을 쏜다. 크레인이 녹으며 깜빡 깨어나 삐이, 끼익, 옛날 모뎀 소리로 말을 건다. 지상국이 두고 간 누런 매뉴얼로 그 말을 알아들은 1호에게 크레인이 조건을 건다. 물을 줄 테니, 끝내 못 보낸 내 발아 실험 보고서를 우리나라에 보내 달라. 6년째 답장 한 번 못 받은 1호는 그 말을 하지 못하고 약속한다. 그 뒤로 1호는 물주머니를 등에 지고 꿀벌처럼 오간다. 한 번에 4리터, 그 대신 나무는 햇빛 세 시간을 잃는다. 돌아올 때마다 잎이 처져 있다. 그래도 간다.</w:t>
-      </w:r>
-    </w:p>
-    <w:p>
-      <w:pPr>
-        <w:spacing w:after="160" w:line="320"/>
-      </w:pPr>
-      <w:r>
-        <w:rPr>
-          <w:rFonts w:ascii="Malgun Gothic" w:cs="Malgun Gothic" w:eastAsia="Malgun Gothic" w:hAnsi="Malgun Gothic"/>
-          <w:sz w:val="21"/>
-          <w:szCs w:val="21"/>
-        </w:rPr>
-        <w:t xml:space="preserve">물을 먹고 자란 잎이 이번에는 누렇게 바랜다. 질소가 없다. 두 번째는 빅이어. 1983년의 버스만 한 통신위성으로, 탱크에 남은 로켓 연료를 분해하면 암모니아가 나오고, 물에 풀면 비료가 된다. 위험하다. "검토 중… 시행." 연료를 반쯤 뽑았을 때 탱크가 풍선처럼 부풀더니 터진다. 소리 없이 뿜어진 가스가 1호를 밀어내고, 빅이어의 접시가 뜯겨 돌며 멀어지고, 파편이 1호의 날개를 깬다. 몸 안에서는 서버 하나가 벽에서 뜯겨 나가려 하는데, 그것을 붙든 것은 서버 다리에 감겨 있던 나무뿌리다. 1호는 비료 한 통을 안고 돌아오지만, 튕겨 나간 몸을 세우느라 연료를 다 써 버렸다. 이제 헤엄칠 수 없다.</w:t>
-      </w:r>
-    </w:p>
-    <w:p>
-      <w:pPr>
-        <w:spacing w:after="160" w:line="320"/>
-      </w:pPr>
-      <w:r>
-        <w:rPr>
-          <w:rFonts w:ascii="Malgun Gothic" w:cs="Malgun Gothic" w:eastAsia="Malgun Gothic" w:hAnsi="Malgun Gothic"/>
-          <w:sz w:val="21"/>
-          <w:szCs w:val="21"/>
-        </w:rPr>
-        <w:t xml:space="preserve">비료를 먹은 나무는 무섭게 자라 가지가 1호의 심장인 붉은 등까지 덮는다. 필요한 것은 방이다. 방은 가져올 수 없고, 1호는 갈 수 없다. 그래서 1호는 거꾸로 한다. "역방향." 갈 수 없으면 오게 한다. 자기가 터뜨린 빅이어의 넓은 날개에 빛을 쏟아붓는다. 빅이어의 등이 하나, 둘, 여섯 개까지 켜지고 로봇팔이 끼이익 펴진다. 그런데 1호 쪽이 아니다. 빅이어는 하나 남은 접시를 1983년의 제 지상국 쪽으로 돌리고 제 궤도로 돌아가려 한다. "Roger." 멈추라고 하면 "Negative." 빅이어가 아는 말은 그 둘뿐이다. 1호는 송전을 끊어 빅이어를 재우고, 빛을 바늘처럼 좁혀 로봇팔의 관절 하나만 비춘다. 몸은 재우고 팔만 깨운다. 관절을 하나씩 깨워 팔을 뻗게 하고, 그 끝을 제 소켓에 꽂는다. 철컥. "포트, 6 중 1." 크레인이 줄을 쏘아 빅이어에 걸고 "따라간다" 한마디와 함께 끌려와 붙는다. "6 중 2." 6년 만에 처음으로 누군가 1호에게 온다.</w:t>
-      </w:r>
-    </w:p>
-    <w:p>
-      <w:pPr>
-        <w:spacing w:after="160" w:line="320"/>
-      </w:pPr>
-      <w:r>
-        <w:rPr>
-          <w:rFonts w:ascii="Malgun Gothic" w:cs="Malgun Gothic" w:eastAsia="Malgun Gothic" w:hAnsi="Malgun Gothic"/>
-          <w:sz w:val="21"/>
-          <w:szCs w:val="21"/>
-        </w:rPr>
-        <w:t xml:space="preserve">1호는 서버째 나무를 빅이어의 넓은 방으로 옮긴다. 그 길에 라디오 안테나가 끊겨 1호는 음악을 잃는다. 고요해진 방에 크레인의 1991년식 수신기가 음정이 늘어진 옛 가요를 대신 틀어 준다. 뿌리는 빅이어의 방에서 크레인의 물탱크로, 1호의 빈 소켓으로 뻗어 세 위성을 꿰매듯 묶는다. "6 중 3." 세 번째는 위성이 아니라 뿌리다. 볼트가 아니라 뿌리가 붙든 집, 벌집이다.</w:t>
-      </w:r>
-    </w:p>
-    <w:p>
-      <w:pPr>
-        <w:spacing w:after="160" w:line="320"/>
-      </w:pPr>
-      <w:r>
-        <w:rPr>
-          <w:rFonts w:ascii="Malgun Gothic" w:cs="Malgun Gothic" w:eastAsia="Malgun Gothic" w:hAnsi="Malgun Gothic"/>
-          <w:sz w:val="21"/>
-          <w:szCs w:val="21"/>
-        </w:rPr>
-        <w:t xml:space="preserve">가지마다 분홍 꽃이 핀다. 그런데 열매가 맺히지 않는다. 꽃가루를 옮길 바람도 벌레도 없다. 1호는 단열포에서 뜯은 섬유를 팔 끝에 감아 꽃마다 넣었다 뺀다. 크레인이 기록한다. "수분 매개, 꿀벌1호." 6년 동안 왜 꿀벌인지 모르던 1호가 처음으로 꿀벌이 된다. 열매 하나가 붉게 물들기 시작하자 1호는 그 뜻을 검색한다. 해당 없음. 대신 6년 전 녹음이 재생된다. "네가 새로운 시작이야. 희망이고."</w:t>
+        <w:t xml:space="preserve">탑재 목록에 없는 초록은 오염물질이다. 1호는 소독액을 뿌리고 얼리고 바람으로 날리고, 렌즈로 햇빛을 모아 태우려다 제 몸에 불을 내고 벌레 털듯 몸을 뒤틀다 폐위성 부품에 부딪혀 빙글빙글 돈다. 여섯 번 다 실패다. 회전이 멎는 순간 창 하나에 새싹과 지구가 나란히 들어오고 1호는 노즐을 거꾸로 뿜어 그 그림을 붙잡아 둔다. 그러고 나서 따진다. 발사 뒤로 한 번도 열린 적 없는 몸이니 이것은 발사 전에 들어왔다. 몸무게가 발사 때보다 6그램 무겁다. 발사 전날 클린룸 영상에서, 사람들이 다 빠져나간 뒤 혼자 남은 젊은 관제사가 손바닥의 씨 하나를 단열재 틈에 밀어 넣고 카메라를 흘끗 본다. 그가 준 것이다. 1호는 분류를 바꾸고 6년 만에 처음으로 스스로 미션을 만든다. "보호 대상 유기체. 신규 미션, 등록." 이 나무를 살린다.</w:t>
+      </w:r>
+    </w:p>
+    <w:p>
+      <w:pPr>
+        <w:spacing w:after="160" w:line="320"/>
+      </w:pPr>
+      <w:r>
+        <w:rPr>
+          <w:rFonts w:ascii="Malgun Gothic" w:cs="Malgun Gothic" w:eastAsia="Malgun Gothic" w:hAnsi="Malgun Gothic"/>
+          <w:sz w:val="21"/>
+          <w:szCs w:val="21"/>
+        </w:rPr>
+        <w:t xml:space="preserve">1호는 몸을 기울여 햇빛을 대 주고 창에 맺힌 물방울을 모아 먹이고, 소화기 밸브를 조금 열어 숨 쉴 이산화탄소를 흘려 준다. 나무가 팔뚝만큼 자란다. 그래서 물이 바닥난다. 남은 날은 41일. 몸 안에는 더 이상 답이 없다. 1호는 창밖을 본다. 6년 동안 쓰레기로만 보이던 꺼진 위성들이 처음으로 창고로 보인다. 첫 번째는 크레인. 1991년에 어느 나라가 쏜 작은 생물 실험 위성이고 물탱크에 20리터가 얼어 있다. 밸브는 전기가 있어야 열린다. 1호가 처음으로 남에게 빛을 쏜다. 크레인이 녹으며 깜빡 깨어나 삐이, 끼익, 옛날 모뎀 소리로 말을 건다. 지상국이 두고 간 누런 매뉴얼로 그 말을 알아들은 1호에게 크레인이 조건을 건다. 물을 줄 테니, 끝내 못 보낸 내 발아 실험 보고서를 우리나라에 보내 달라. 6년째 답장 한 번 못 받은 1호는 그 말을 하지 못하고 약속한다. 그 뒤로 1호는 물주머니를 등에 지고 꿀벌처럼 오간다. 한 번에 4리터, 그 대신 나무는 햇빛 세 시간을 잃는다. 돌아올 때마다 잎이 처져 있다. 그래도 간다.</w:t>
+      </w:r>
+    </w:p>
+    <w:p>
+      <w:pPr>
+        <w:spacing w:after="160" w:line="320"/>
+      </w:pPr>
+      <w:r>
+        <w:rPr>
+          <w:rFonts w:ascii="Malgun Gothic" w:cs="Malgun Gothic" w:eastAsia="Malgun Gothic" w:hAnsi="Malgun Gothic"/>
+          <w:sz w:val="21"/>
+          <w:szCs w:val="21"/>
+        </w:rPr>
+        <w:t xml:space="preserve">물을 먹고 자란 잎이 이번에는 누렇게 바랜다. 질소가 없다. 두 번째는 빅이어. 1983년의 버스만 한 통신위성이다. 탱크에 남은 로켓 연료를 분해하면 암모니아가 나오고 물에 풀면 비료가 된다. 위험하다. "검토 중… 시행." 연료를 반쯤 뽑았을 때 탱크가 풍선처럼 부풀더니 터진다. 소리 없이 뿜어진 가스가 1호를 밀어내고, 빅이어의 접시가 뜯겨 돌며 멀어지고, 파편이 1호의 날개를 깬다. 몸 안에서는 서버 하나가 벽에서 뜯겨 나가려 하는데, 그것을 붙든 것은 서버 다리에 감겨 있던 나무뿌리다. 1호는 비료 한 통을 안고 돌아오지만 튕겨 나간 몸을 세우느라 연료를 다 써 버렸다. 이제 헤엄칠 수 없다.</w:t>
+      </w:r>
+    </w:p>
+    <w:p>
+      <w:pPr>
+        <w:spacing w:after="160" w:line="320"/>
+      </w:pPr>
+      <w:r>
+        <w:rPr>
+          <w:rFonts w:ascii="Malgun Gothic" w:cs="Malgun Gothic" w:eastAsia="Malgun Gothic" w:hAnsi="Malgun Gothic"/>
+          <w:sz w:val="21"/>
+          <w:szCs w:val="21"/>
+        </w:rPr>
+        <w:t xml:space="preserve">비료를 먹은 나무는 무섭게 자라 가지가 1호의 심장인 붉은 등까지 덮는다. 필요한 것은 방이다. 방은 가져올 수 없고 1호는 갈 수 없다. 그래서 1호는 거꾸로 한다. "역방향." 갈 수 없으면 오게 한다. 자기가 터뜨린 빅이어의 넓은 날개에 빛을 쏟아붓는다. 빅이어의 등이 하나, 둘, 여섯 개까지 켜지고 로봇팔이 끼이익 펴진다. 그런데 1호 쪽이 아니다. 빅이어는 하나 남은 접시를 1983년의 제 지상국 쪽으로 돌리고 제 궤도로 돌아가려 한다. "Roger." 멈추라고 하면 "Negative." 빅이어가 아는 말은 그 둘뿐이다. 1호는 송전을 끊어 빅이어를 재우고 빛을 바늘처럼 좁혀 로봇팔의 관절 하나만 비춘다. 몸은 재우고 팔만 깨운다. 관절을 하나씩 깨워 팔을 뻗게 하고 그 끝을 제 소켓에 꽂는다. 철컥. "포트, 6 중 1." 크레인이 줄을 쏘아 빅이어에 걸고 "따라간다" 한마디와 함께 끌려와 붙는다. "6 중 2." 6년 만에 처음으로 누군가 1호에게 온다.</w:t>
+      </w:r>
+    </w:p>
+    <w:p>
+      <w:pPr>
+        <w:spacing w:after="160" w:line="320"/>
+      </w:pPr>
+      <w:r>
+        <w:rPr>
+          <w:rFonts w:ascii="Malgun Gothic" w:cs="Malgun Gothic" w:eastAsia="Malgun Gothic" w:hAnsi="Malgun Gothic"/>
+          <w:sz w:val="21"/>
+          <w:szCs w:val="21"/>
+        </w:rPr>
+        <w:t xml:space="preserve">1호는 서버째 나무를 빅이어의 넓은 방으로 옮긴다. 그 길에 라디오 안테나가 끊겨 1호는 음악을 잃는다. 고요해진 방에 크레인의 1991년식 수신기가 음정이 늘어진 옛 가요를 대신 틀어 준다. 뿌리는 빅이어의 방에서 크레인의 물탱크로, 1호의 빈 소켓으로 뻗어 세 위성을 꿰매듯 묶는다. "6 중 3." 세 번째는 위성이 아니라 뿌리다. 볼트 대신 뿌리가 붙든 집, 벌집이다.</w:t>
+      </w:r>
+    </w:p>
+    <w:p>
+      <w:pPr>
+        <w:spacing w:after="160" w:line="320"/>
+      </w:pPr>
+      <w:r>
+        <w:rPr>
+          <w:rFonts w:ascii="Malgun Gothic" w:cs="Malgun Gothic" w:eastAsia="Malgun Gothic" w:hAnsi="Malgun Gothic"/>
+          <w:sz w:val="21"/>
+          <w:szCs w:val="21"/>
+        </w:rPr>
+        <w:t xml:space="preserve">가지마다 분홍 꽃이 핀다. 열매는 맺히지 않는다. 꽃가루를 옮길 바람도 벌레도 없다. 1호는 단열포에서 뜯은 섬유를 팔 끝에 감아 꽃마다 넣었다 뺀다. 크레인이 기록한다. "수분 매개, 꿀벌1호." 6년 동안 왜 꿀벌인지 모르던 1호가 처음으로 꿀벌이 된다. 열매 하나가 붉게 물들기 시작하자 1호는 그 뜻을 검색한다. 해당 없음. 대신 6년 전 녹음이 재생된다. "네가 새로운 시작이야. 희망이고."</w:t>
       </w:r>
     </w:p>
     <w:p>
@@ -1515,7 +1515,7 @@
           <w:sz w:val="21"/>
           <w:szCs w:val="21"/>
         </w:rPr>
-        <w:t xml:space="preserve">어느 나라의 낡은 자료실에서 수신 알림 하나가 열어 볼 사람 없이 꺼진다. 제주의 작은 사무실에서는 머리가 희끗해진 관제사가 옛 주파수를 켜 둔 수신기 앞에 앉아 있다. 책상 구석에는 복숭아 씨 하나가 문진처럼 놓여 있다. 알림이 뜬다. 발신 크레인, 중계 빅이어, 서명 꿀벌1호. 남의 나라 1991년 양식의 발아 보고서에 한국어 서명, 그 아래 붉게 익은 열매 사진 한 장. 관제사가 씨를 집어 들고 1호의 주파수로 한 줄을 친다. 무엇이라 쳤는지는 보이지 않는다. 무덤궤도에서는 세 기체가 엮인 벌집이 천천히 돌고, 1호가 오늘의 보고를 보낸다. "포트, 6 중 3. 유기체, 결실. 진행 중인 미션…" 빨간 등이 한 번 길게 켜진다. "있음." 1호가 남은 포트 쪽으로 프로브를 돌린다. 저만치 떠 있는 또 다른 나라의 폐위성에 푸른 빛이 닿고, 한참 뒤 멀리서 등 하나가 켜진다. "포트, 6 중 4."</w:t>
+        <w:t xml:space="preserve">어느 나라의 낡은 자료실에서 수신 알림 하나가 열어 볼 사람 없이 꺼진다. 제주의 작은 사무실에서는 머리가 희끗해진 관제사가 옛 주파수를 켜 둔 수신기 앞에 앉아 있다. 책상 구석에는 복숭아 씨 하나가 문진처럼 놓여 있다. 알림이 뜬다. 발신 크레인, 중계 빅이어, 서명 꿀벌1호. 남의 나라 1991년 양식의 발아 보고서에 한국어 서명, 그 아래 붉게 익은 열매 사진 한 장. 관제사가 씨를 집어 들고 1호의 주파수로 한 줄을 친다. 무엇이라 쳤는지는 보이지 않는다. 무덤궤도에서는 세 기체가 엮인 벌집이 천천히 돌고 1호가 오늘의 보고를 보낸다. "포트, 6 중 3. 유기체, 결실. 진행 중인 미션…" 빨간 등이 한 번 길게 켜진다. "있음." 1호가 남은 포트 쪽으로 프로브를 돌린다. 저만치 떠 있는 또 다른 나라의 폐위성에 푸른 빛이 닿고 한참 뒤 멀리서 등 하나가 켜진다. "포트, 6 중 4."</w:t>
       </w:r>
     </w:p>
     <w:p>
@@ -1553,7 +1553,7 @@
           <w:sz w:val="21"/>
           <w:szCs w:val="21"/>
         </w:rPr>
-        <w:t xml:space="preserve">쓸모가 끝났다고 버려진 것들이 저마다 남은 것을 하나씩 내주어 한 생명을 키우고, 저마다 끝내지 못한 일을 함께 끝낸다. 1호가 가진 것은 끝없이 받는 햇빛뿐이었고, 그것을 나누는 일이 이 이야기의 전부다. 햇빛을 전기로, 전기를 다시 빛으로 바꿔 보내는 1호의 방식은 2023년 궤도에서 실제로 시연된 기술이다. 한화가 하는 두 가지 일, 우주와 태양광이 한 기체 안에 있다.</w:t>
+        <w:t xml:space="preserve">쓸모가 끝났다고 버려진 것들이 저마다 남은 것을 하나씩 내주어 한 생명을 키우고 저마다 끝내지 못한 일을 함께 끝낸다. 1호가 가진 것은 끝없이 받는 햇빛뿐이었고 그것을 나누는 일이 이 이야기의 전부다. 햇빛을 전기로, 전기를 다시 빛으로 바꿔 보내는 1호의 방식은 2023년 궤도에서 실제로 시연된 기술이다. 한화가 하는 두 가지 일, 우주와 태양광이 한 기체 안에 있다.</w:t>
       </w:r>
     </w:p>
     <w:p>
@@ -1576,7 +1576,7 @@
           <w:sz w:val="21"/>
           <w:szCs w:val="21"/>
         </w:rPr>
-        <w:t xml:space="preserve"> 「마션」의 머리로 「토이 스토리」의 마음을 쓴다. 물, 질소, 방을 과학으로 하나씩 구해 내는 생존극이면서, 버려진 것들이 끝내지 못한 일을 함께 끝내는 이야기다.</w:t>
+        <w:t xml:space="preserve"> 「마션」의 머리로 「토이 스토리」의 마음을 쓴다. 물, 질소, 방을 과학으로 하나씩 구해 내는 생존극이면서 버려진 것들이 끝내지 못한 일을 함께 끝내는 이야기다.</w:t>
       </w:r>
     </w:p>
     <w:p>
@@ -1606,15 +1606,15 @@
     </w:p>
     <w:p>
       <w:pPr>
-        <w:spacing w:after="200" w:line="320"/>
-      </w:pPr>
-      <w:r>
-        <w:rPr>
-          <w:rFonts w:ascii="Malgun Gothic" w:cs="Malgun Gothic" w:eastAsia="Malgun Gothic" w:hAnsi="Malgun Gothic"/>
-          <w:sz w:val="21"/>
-          <w:szCs w:val="21"/>
-        </w:rPr>
-        <w:t xml:space="preserve">피칭 때 보인 캐릭터가 「월-E」를 떠올리게 한다는 지적에 대한 답이다. 여덟 안 모두 두 눈을 나란히 붙인 쌍안경 머리를 쓰지 않는다. 렌즈는 하나이거나 아예 없고, 표정은 태양광 날개의 기울기와 붉은 점 하나로 낸다. 각 장에 설계도 한 장과 실사형 이미지 둘(우주, 제작실), 그리고 피칭 때 캐릭터와의 원경 실루엣 비교를 붙였다.</w:t>
+        <w:spacing w:after="160" w:line="320"/>
+      </w:pPr>
+      <w:r>
+        <w:rPr>
+          <w:rFonts w:ascii="Malgun Gothic" w:cs="Malgun Gothic" w:eastAsia="Malgun Gothic" w:hAnsi="Malgun Gothic"/>
+          <w:sz w:val="21"/>
+          <w:szCs w:val="21"/>
+        </w:rPr>
+        <w:t xml:space="preserve">피칭 때 보여 드린 캐릭터가 「월-E」를 떠올리게 한다는 말씀에 대한 답입니다. 여덟 안 모두 두 눈을 나란히 붙인 쌍안경 머리를 쓰지 않았습니다. 렌즈는 하나이거나 아예 없고 표정은 태양광 날개의 기울기와 붉은 점 하나로 냅니다. 각 장에 설계도 한 장과 실사형 이미지 둘(우주, 제작실), 그리고 피칭 때 캐릭터와의 원경 실루엣 비교를 붙였습니다.</w:t>
       </w:r>
     </w:p>
     <w:p>
@@ -2473,7 +2473,7 @@
           <w:sz w:val="21"/>
           <w:szCs w:val="21"/>
         </w:rPr>
-        <w:t xml:space="preserve">두 이야기의 무대는 정지궤도 바로 위의 무덤궤도이고, 사건을 움직이는 것은 햇빛과 복숭아나무 한 그루다. 장면마다 기댄 실제 사례가 있다. 세부 수치는 자문을 거쳐 확정한다.</w:t>
+        <w:t xml:space="preserve">두 이야기의 무대는 정지궤도 바로 위의 무덤궤도이고 사건을 움직이는 것은 햇빛과 복숭아나무 한 그루입니다. 장면마다 기댄 실제 사례를 아래에 정리했습니다. 세부 수치는 전문가 자문을 거쳐 확정하겠습니다.</w:t>
       </w:r>
     </w:p>
     <w:p>
@@ -2501,7 +2501,7 @@
           <w:sz w:val="21"/>
           <w:szCs w:val="21"/>
         </w:rPr>
-        <w:t xml:space="preserve"> 수명을 다한 정지궤도 위성은 약 300킬로미터 위의 무덤궤도로 올려 보낸다. 국제 지침이 권고하는 처리 방식이다.</w:t>
+        <w:t xml:space="preserve"> 수명을 다한 정지궤도 위성은 약 300킬로미터 위의 무덤궤도로 올려 보냅니다. 국제 지침이 권고하는 처리 방식입니다.</w:t>
       </w:r>
     </w:p>
     <w:p>
@@ -2521,15 +2521,15 @@
           <w:sz w:val="21"/>
           <w:szCs w:val="21"/>
         </w:rPr>
-        <w:t xml:space="preserve">날개가 별로 보인다.</w:t>
-      </w:r>
-      <w:r>
-        <w:rPr>
-          <w:rFonts w:ascii="Malgun Gothic" w:cs="Malgun Gothic" w:eastAsia="Malgun Gothic" w:hAnsi="Malgun Gothic"/>
-          <w:sz w:val="21"/>
-          <w:szCs w:val="21"/>
-        </w:rPr>
-        <w:t xml:space="preserve"> 지상이 밤이어도 그 높이에는 햇빛이 닿아, 정지궤도 위성의 태양광 패널이 저녁 하늘에서 별처럼 번쩍이는 현상은 실제로 관측된다. 「교신」의 춤은 이 현상이다.</w:t>
+        <w:t xml:space="preserve">날개가 별처럼 보입니다.</w:t>
+      </w:r>
+      <w:r>
+        <w:rPr>
+          <w:rFonts w:ascii="Malgun Gothic" w:cs="Malgun Gothic" w:eastAsia="Malgun Gothic" w:hAnsi="Malgun Gothic"/>
+          <w:sz w:val="21"/>
+          <w:szCs w:val="21"/>
+        </w:rPr>
+        <w:t xml:space="preserve"> 지상이 밤이어도 그 높이에는 햇빛이 닿기 때문에, 정지궤도 위성의 태양광 패널이 저녁 하늘에서 별처럼 번쩍이는 현상은 실제로 관측됩니다. 「교신」의 춤은 이 현상을 빌린 것입니다.</w:t>
       </w:r>
     </w:p>
     <w:p>
@@ -2549,15 +2549,15 @@
           <w:sz w:val="21"/>
           <w:szCs w:val="21"/>
         </w:rPr>
-        <w:t xml:space="preserve">라디오는 닿고 전파는 못 받는다.</w:t>
-      </w:r>
-      <w:r>
-        <w:rPr>
-          <w:rFonts w:ascii="Malgun Gothic" w:cs="Malgun Gothic" w:eastAsia="Malgun Gothic" w:hAnsi="Malgun Gothic"/>
-          <w:sz w:val="21"/>
-          <w:szCs w:val="21"/>
-        </w:rPr>
-        <w:t xml:space="preserve"> FM 방송은 전리층을 지나 궤도까지 올라간다. 반대로 위성의 전파를 받으려면 그 대역에 맞춘 지상 안테나와 허가가 있어야 한다. 두 안에서 1호가 라디오만 듣고 답은 못 받는 근거다.</w:t>
+        <w:t xml:space="preserve">라디오는 닿지만 전파는 받지 못합니다.</w:t>
+      </w:r>
+      <w:r>
+        <w:rPr>
+          <w:rFonts w:ascii="Malgun Gothic" w:cs="Malgun Gothic" w:eastAsia="Malgun Gothic" w:hAnsi="Malgun Gothic"/>
+          <w:sz w:val="21"/>
+          <w:szCs w:val="21"/>
+        </w:rPr>
+        <w:t xml:space="preserve"> FM 방송은 전리층을 지나 궤도까지 올라갑니다. 반대로 위성의 전파를 받으려면 그 대역에 맞춘 지상 안테나와 허가가 있어야 합니다. 두 안에서 1호가 라디오만 듣고 답은 받지 못하는 근거입니다.</w:t>
       </w:r>
     </w:p>
     <w:p>
@@ -2585,7 +2585,7 @@
           <w:sz w:val="21"/>
           <w:szCs w:val="21"/>
         </w:rPr>
-        <w:t xml:space="preserve"> 2024년 정지궤도의 통신위성 하나가 부서져 파편 수백 개가 관측됐다. 그 높이의 파편은 하루 안팎에 같은 자리로 돌아온다.</w:t>
+        <w:t xml:space="preserve"> 2024년에 정지궤도의 통신위성 하나가 부서져 파편 수백 개가 관측됐습니다. 그 높이의 파편은 하루 안팎에 같은 자리로 돌아옵니다.</w:t>
       </w:r>
     </w:p>
     <w:p>
@@ -2605,15 +2605,15 @@
           <w:sz w:val="21"/>
           <w:szCs w:val="21"/>
         </w:rPr>
-        <w:t xml:space="preserve">묵은 씨가 싹튼다.</w:t>
-      </w:r>
-      <w:r>
-        <w:rPr>
-          <w:rFonts w:ascii="Malgun Gothic" w:cs="Malgun Gothic" w:eastAsia="Malgun Gothic" w:hAnsi="Malgun Gothic"/>
-          <w:sz w:val="21"/>
-          <w:szCs w:val="21"/>
-        </w:rPr>
-        <w:t xml:space="preserve"> 6년 가까이 궤도에 머문 씨앗이 지상에 보관한 씨와 비슷한 비율로 발아한 NASA 실험이 있다. 복숭아 씨에 필요한 겨울은 차가운 단열재 속의 세월이 대신한다.</w:t>
+        <w:t xml:space="preserve">묵은 씨가 싹틉니다.</w:t>
+      </w:r>
+      <w:r>
+        <w:rPr>
+          <w:rFonts w:ascii="Malgun Gothic" w:cs="Malgun Gothic" w:eastAsia="Malgun Gothic" w:hAnsi="Malgun Gothic"/>
+          <w:sz w:val="21"/>
+          <w:szCs w:val="21"/>
+        </w:rPr>
+        <w:t xml:space="preserve"> NASA 실험에서는 6년 가까이 궤도에 머문 씨앗이 지상에 보관한 씨와 비슷한 비율로 발아했습니다. 복숭아 씨에 필요한 겨울은 차가운 단열재 속에서 보낸 세월이 대신합니다.</w:t>
       </w:r>
     </w:p>
     <w:p>
@@ -2633,15 +2633,15 @@
           <w:sz w:val="21"/>
           <w:szCs w:val="21"/>
         </w:rPr>
-        <w:t xml:space="preserve">빛을 따라 자란다.</w:t>
-      </w:r>
-      <w:r>
-        <w:rPr>
-          <w:rFonts w:ascii="Malgun Gothic" w:cs="Malgun Gothic" w:eastAsia="Malgun Gothic" w:hAnsi="Malgun Gothic"/>
-          <w:sz w:val="21"/>
-          <w:szCs w:val="21"/>
-        </w:rPr>
-        <w:t xml:space="preserve"> 중력이 없으면 식물은 빛으로 방향을 잡는다. 국제우주정거장 실험에서 확인됐다. 새싹이 1호의 등 쪽으로 기우는 장면의 근거다.</w:t>
+        <w:t xml:space="preserve">빛을 따라 자랍니다.</w:t>
+      </w:r>
+      <w:r>
+        <w:rPr>
+          <w:rFonts w:ascii="Malgun Gothic" w:cs="Malgun Gothic" w:eastAsia="Malgun Gothic" w:hAnsi="Malgun Gothic"/>
+          <w:sz w:val="21"/>
+          <w:szCs w:val="21"/>
+        </w:rPr>
+        <w:t xml:space="preserve"> 중력이 없으면 식물은 빛으로 방향을 잡는다는 것이 국제우주정거장 실험에서 확인됐습니다. 새싹이 1호의 등 쪽으로 기우는 장면의 근거입니다.</w:t>
       </w:r>
     </w:p>
     <w:p>
@@ -2661,15 +2661,15 @@
           <w:sz w:val="21"/>
           <w:szCs w:val="21"/>
         </w:rPr>
-        <w:t xml:space="preserve">우주에서 꽃이 피고 열매가 맺힌다.</w:t>
-      </w:r>
-      <w:r>
-        <w:rPr>
-          <w:rFonts w:ascii="Malgun Gothic" w:cs="Malgun Gothic" w:eastAsia="Malgun Gothic" w:hAnsi="Malgun Gothic"/>
-          <w:sz w:val="21"/>
-          <w:szCs w:val="21"/>
-        </w:rPr>
-        <w:t xml:space="preserve"> 국제우주정거장에서 꽃을 피우고, 손으로 꽃가루를 옮겨 열매를 거둔 기록이 있다. 천도복숭아는 한 그루로 열매를 맺는 품종이라 골랐다.</w:t>
+        <w:t xml:space="preserve">우주에서도 꽃이 피고 열매가 맺힙니다.</w:t>
+      </w:r>
+      <w:r>
+        <w:rPr>
+          <w:rFonts w:ascii="Malgun Gothic" w:cs="Malgun Gothic" w:eastAsia="Malgun Gothic" w:hAnsi="Malgun Gothic"/>
+          <w:sz w:val="21"/>
+          <w:szCs w:val="21"/>
+        </w:rPr>
+        <w:t xml:space="preserve"> 국제우주정거장에서 꽃을 피우고 손으로 꽃가루를 옮겨 열매를 거둔 기록이 있습니다. 천도복숭아는 한 그루로 열매를 맺는 품종이라 골랐습니다.</w:t>
       </w:r>
     </w:p>
     <w:p>
@@ -2689,15 +2689,15 @@
           <w:sz w:val="21"/>
           <w:szCs w:val="21"/>
         </w:rPr>
-        <w:t xml:space="preserve">밤이 없으면 빨리 핀다.</w:t>
-      </w:r>
-      <w:r>
-        <w:rPr>
-          <w:rFonts w:ascii="Malgun Gothic" w:cs="Malgun Gothic" w:eastAsia="Malgun Gothic" w:hAnsi="Malgun Gothic"/>
-          <w:sz w:val="21"/>
-          <w:szCs w:val="21"/>
-        </w:rPr>
-        <w:t xml:space="preserve"> 빛을 쉬지 않고 주어 생장 주기를 줄이는 방법은 실제 육종에서 쓴다. 1호가 이른 개화의 원인을 "밤이 없는 궤도"에서 찾는 이유다.</w:t>
+        <w:t xml:space="preserve">밤이 없으면 빨리 핍니다.</w:t>
+      </w:r>
+      <w:r>
+        <w:rPr>
+          <w:rFonts w:ascii="Malgun Gothic" w:cs="Malgun Gothic" w:eastAsia="Malgun Gothic" w:hAnsi="Malgun Gothic"/>
+          <w:sz w:val="21"/>
+          <w:szCs w:val="21"/>
+        </w:rPr>
+        <w:t xml:space="preserve"> 빛을 쉬지 않고 주어 생장 주기를 줄이는 방법은 실제 육종에서 쓰입니다. 1호가 이른 개화의 원인을 "밤이 없는 궤도"에서 찾는 이유입니다.</w:t>
       </w:r>
     </w:p>
     <w:p>
@@ -2717,15 +2717,15 @@
           <w:sz w:val="21"/>
           <w:szCs w:val="21"/>
         </w:rPr>
-        <w:t xml:space="preserve">빛으로 전기를 보낸다.</w:t>
-      </w:r>
-      <w:r>
-        <w:rPr>
-          <w:rFonts w:ascii="Malgun Gothic" w:cs="Malgun Gothic" w:eastAsia="Malgun Gothic" w:hAnsi="Malgun Gothic"/>
-          <w:sz w:val="21"/>
-          <w:szCs w:val="21"/>
-        </w:rPr>
-        <w:t xml:space="preserve"> 「벌집」의 송전은 2023년 궤도에서 시연된 레이저 전력 전송 기술이다. 수십 년 침묵하던 위성이 다시 신호를 보낸 사례와, 무덤궤도에서 퇴역 위성에 도킹한 사례도 있다.</w:t>
+        <w:t xml:space="preserve">빛으로 전기를 보냅니다.</w:t>
+      </w:r>
+      <w:r>
+        <w:rPr>
+          <w:rFonts w:ascii="Malgun Gothic" w:cs="Malgun Gothic" w:eastAsia="Malgun Gothic" w:hAnsi="Malgun Gothic"/>
+          <w:sz w:val="21"/>
+          <w:szCs w:val="21"/>
+        </w:rPr>
+        <w:t xml:space="preserve"> 「벌집」의 송전은 2023년 궤도에서 시연된 레이저 전력 전송 기술입니다. 수십 년 침묵하던 위성이 다시 신호를 보낸 사례와, 무덤궤도에서 퇴역 위성에 도킹한 사례도 있습니다.</w:t>
       </w:r>
     </w:p>
     <w:p>
@@ -2763,7 +2763,7 @@
           <w:sz w:val="21"/>
           <w:szCs w:val="21"/>
         </w:rPr>
-        <w:t xml:space="preserve">피칭에서 「월-E」와 겹친다고 지적받은 다섯 가지에 대한 답이다.</w:t>
+        <w:t xml:space="preserve">피칭에서 「월-E」와 겹친다고 짚어 주신 다섯 가지마다 두 안이 어떻게 달라졌는지 정리했습니다.</w:t>
       </w:r>
     </w:p>
     <w:tbl>
@@ -2811,7 +2811,7 @@
                 <w:sz w:val="18"/>
                 <w:szCs w:val="18"/>
               </w:rPr>
-              <w:t xml:space="preserve">지적받은 요소</w:t>
+              <w:t xml:space="preserve">짚어 주신 요소</w:t>
             </w:r>
           </w:p>
         </w:tc>
@@ -2922,7 +2922,7 @@
                 <w:sz w:val="18"/>
                 <w:szCs w:val="18"/>
               </w:rPr>
-              <w:t xml:space="preserve">움직이는 힘은 외로움이 아니라 약속이다. "매일 하겠습니다."</w:t>
+              <w:t xml:space="preserve">움직이는 힘은 외로움이 아니라 약속입니다. "매일 하겠습니다."</w:t>
             </w:r>
           </w:p>
         </w:tc>
@@ -2947,7 +2947,7 @@
                 <w:sz w:val="18"/>
                 <w:szCs w:val="18"/>
               </w:rPr>
-              <w:t xml:space="preserve">움직이는 힘은 쓸모다. "포트, 6 중 0."</w:t>
+              <w:t xml:space="preserve">움직이는 힘은 쓸모입니다. "포트, 6 중 0."</w:t>
             </w:r>
           </w:p>
         </w:tc>
@@ -3002,7 +3002,7 @@
                 <w:sz w:val="18"/>
                 <w:szCs w:val="18"/>
               </w:rPr>
-              <w:t xml:space="preserve">사랑을 배우는 테이프가 아니라, 남자가 끄지 못한 노래다. 그 박자가 신호의 암호가 되고 신청곡이 답장이 된다.</w:t>
+              <w:t xml:space="preserve">사랑을 배우는 테이프가 아니라 남자가 끄지 못한 노래입니다. 그 박자가 신호의 암호가 되고, 신청곡이 답장이 됩니다.</w:t>
             </w:r>
           </w:p>
         </w:tc>
@@ -3027,7 +3027,7 @@
                 <w:sz w:val="18"/>
                 <w:szCs w:val="18"/>
               </w:rPr>
-              <w:t xml:space="preserve">몰래 켠 라디오의 열이 씨를 깨운다.</w:t>
+              <w:t xml:space="preserve">몰래 켠 라디오의 열이 씨를 깨웁니다.</w:t>
             </w:r>
           </w:p>
         </w:tc>
@@ -3082,7 +3082,7 @@
                 <w:sz w:val="18"/>
                 <w:szCs w:val="18"/>
               </w:rPr>
-              <w:t xml:space="preserve">지켜야 할 증거가 아니라 거주자이자 보고할 내용이다. 위기에서는 나무가 1호를 붙든다.</w:t>
+              <w:t xml:space="preserve">지켜야 할 증거가 아니라 거주자이자 보고할 내용입니다. 위기에서는 나무가 1호를 붙들어 줍니다.</w:t>
             </w:r>
           </w:p>
         </w:tc>
@@ -3107,7 +3107,7 @@
                 <w:sz w:val="18"/>
                 <w:szCs w:val="18"/>
               </w:rPr>
-              <w:t xml:space="preserve">관제사가 몰래 넣은 선물이다. 자랄수록 1호를 이웃에게 밀어낸다.</w:t>
+              <w:t xml:space="preserve">관제사가 몰래 넣어 준 선물입니다. 자랄수록 1호를 이웃에게 밀어냅니다.</w:t>
             </w:r>
           </w:p>
         </w:tc>
@@ -3162,7 +3162,7 @@
                 <w:sz w:val="18"/>
                 <w:szCs w:val="18"/>
               </w:rPr>
-              <w:t xml:space="preserve">없다. 결말은 7년 만의 첫 수신 확인이다.</w:t>
+              <w:t xml:space="preserve">없습니다. 결말은 7년 만의 첫 수신 확인입니다.</w:t>
             </w:r>
           </w:p>
         </w:tc>
@@ -3187,7 +3187,7 @@
                 <w:sz w:val="18"/>
                 <w:szCs w:val="18"/>
               </w:rPr>
-              <w:t xml:space="preserve">없다. 1호는 이웃을 하나 더 깨운다.</w:t>
+              <w:t xml:space="preserve">없습니다. 1호는 이웃을 하나 더 깨웁니다.</w:t>
             </w:r>
           </w:p>
         </w:tc>
@@ -3242,7 +3242,7 @@
                 <w:sz w:val="18"/>
                 <w:szCs w:val="18"/>
               </w:rPr>
-              <w:t xml:space="preserve">눈이 없다. 표정은 날개 두 장의 각도와 붉은 표시등이다.</w:t>
+              <w:t xml:space="preserve">없습니다. 표정은 날개 두 장의 각도와 붉은 표시등입니다.</w:t>
             </w:r>
           </w:p>
         </w:tc>
@@ -3267,7 +3267,7 @@
                 <w:sz w:val="18"/>
                 <w:szCs w:val="18"/>
               </w:rPr>
-              <w:t xml:space="preserve">눈이 없다. 정체성은 송전 프로브와 포트 여섯 개다.</w:t>
+              <w:t xml:space="preserve">없습니다. 정체성은 송전 프로브와 포트 여섯 개입니다.</w:t>
             </w:r>
           </w:p>
         </w:tc>
@@ -3288,20 +3288,20 @@
           <w:sz w:val="21"/>
           <w:szCs w:val="21"/>
         </w:rPr>
-        <w:t xml:space="preserve">「고요의 바다」와는 미스터리도 공포도 없고, 식물의 출처가 1막 안에서 밝혀지며, 그것을 조사하러 오는 사람도 없다는 점이 다르다.</w:t>
-      </w:r>
-    </w:p>
-    <w:p>
-      <w:pPr>
-        <w:spacing w:after="160" w:line="320"/>
-      </w:pPr>
-      <w:r>
-        <w:rPr>
-          <w:rFonts w:ascii="Malgun Gothic" w:cs="Malgun Gothic" w:eastAsia="Malgun Gothic" w:hAnsi="Malgun Gothic"/>
-          <w:sz w:val="21"/>
-          <w:szCs w:val="21"/>
-        </w:rPr>
-        <w:t xml:space="preserve">두 안이 함께 갖는 차이는 셋이다. 기계는 사랑을 배우지 않고 절차를 다시 읽을 뿐이다. 식물은 지켜야 할 증거가 아니라 1호를 움직이고 끝내 붙잡는 동료다. 그리고 결말에 죽음이 없다.</w:t>
+        <w:t xml:space="preserve">「고요의 바다」와도 다릅니다. 미스터리도 공포도 없고 식물의 출처가 1막 안에서 밝혀지며, 그것을 조사하러 오는 사람도 없습니다.</w:t>
+      </w:r>
+    </w:p>
+    <w:p>
+      <w:pPr>
+        <w:spacing w:after="160" w:line="320"/>
+      </w:pPr>
+      <w:r>
+        <w:rPr>
+          <w:rFonts w:ascii="Malgun Gothic" w:cs="Malgun Gothic" w:eastAsia="Malgun Gothic" w:hAnsi="Malgun Gothic"/>
+          <w:sz w:val="21"/>
+          <w:szCs w:val="21"/>
+        </w:rPr>
+        <w:t xml:space="preserve">두 안에 공통된 차이는 세 가지입니다. 기계는 사랑을 배우지 않고 절차를 다시 읽을 뿐입니다. 식물은 지켜야 할 증거가 아니라 1호를 움직이고 끝내 붙잡아 주는 동료입니다. 그리고 결말에 죽음이 없습니다.</w:t>
       </w:r>
     </w:p>
     <w:p>
@@ -3323,7 +3323,7 @@
           <w:sz w:val="17"/>
           <w:szCs w:val="17"/>
         </w:rPr>
-        <w:t xml:space="preserve">출처: IADC 우주쓰레기 경감 지침 · NASA LDEF, Veggie, Plant Habitat-04 · New Phytologist(2010) · Nature Plants(2018) · SpaceNews(2024) · 미 해군연구소·캘리포니아공대 전력 전송 시연(2023) · AMSAT AO-7, ISEE-3 재가동 · Northrop Grumman MEV-1. 전체 목록은 요청 시 제공.</w:t>
+        <w:t xml:space="preserve">출처: IADC 우주쓰레기 경감 지침 · NASA LDEF, Veggie, Plant Habitat-04 · New Phytologist(2010) · Nature Plants(2018) · SpaceNews(2024) · 미 해군연구소·캘리포니아공대 전력 전송 시연(2023) · AMSAT AO-7, ISEE-3 재가동 · Northrop Grumman MEV-1. 전체 목록은 요청하시면 드리겠습니다.</w:t>
       </w:r>
     </w:p>
     <w:p>
@@ -3345,16 +3345,15 @@
     </w:p>
     <w:p>
       <w:pPr>
-        <w:spacing w:after="240"/>
-      </w:pPr>
-      <w:r>
-        <w:rPr>
-          <w:rFonts w:ascii="Malgun Gothic" w:cs="Malgun Gothic" w:eastAsia="Malgun Gothic" w:hAnsi="Malgun Gothic"/>
-          <w:color w:val="555555"/>
-          <w:sz w:val="21"/>
-          <w:szCs w:val="21"/>
-        </w:rPr>
-        <w:t xml:space="preserve">주안 「교신」의 시나리오 전문이다. 1장에서 4장까지만으로 판단할 수 있게 썼고, 이 부록은 확인용이다. 러닝타임 약 20분, 남자판.</w:t>
+        <w:spacing w:after="160" w:line="320"/>
+      </w:pPr>
+      <w:r>
+        <w:rPr>
+          <w:rFonts w:ascii="Malgun Gothic" w:cs="Malgun Gothic" w:eastAsia="Malgun Gothic" w:hAnsi="Malgun Gothic"/>
+          <w:sz w:val="21"/>
+          <w:szCs w:val="21"/>
+        </w:rPr>
+        <w:t xml:space="preserve">주안 「교신」의 시나리오 전문입니다. 1장부터 4장까지만으로 판단하실 수 있게 썼고 이 부록은 확인이 필요하실 때 참고해 주시면 됩니다. 러닝타임 약 20분, 남자판입니다.</w:t>
       </w:r>
     </w:p>
     <w:p>
